--- a/docassemble/MODivorceForms/data/templates/fee_waiver_attachment_addendum.docx
+++ b/docassemble/MODivorceForms/data/templates/fee_waiver_attachment_addendum.docx
@@ -980,7 +980,7 @@
           <w:sz w:val="24"/>
           <w:szCs w:val="24"/>
         </w:rPr>
-        <w:t>{{ car.description }}</w:t>
+        <w:t>{{ car.description_template }}</w:t>
       </w:r>
     </w:p>
     <w:p>
